--- a/templates/HĐNT MBHH.docx
+++ b/templates/HĐNT MBHH.docx
@@ -655,7 +655,16 @@
       </w:r>
       <w:r>
         <w:rPr>
-          <w:rFonts w:ascii="SimSun" w:hAnsi="SimSun" w:eastAsia="SimSun" w:cs="SimSun"/>
+          <w:rFonts w:hint="default" w:ascii="Times New Roman" w:hAnsi="Times New Roman" w:eastAsia="SimSun" w:cs="Times New Roman"/>
+          <w:sz w:val="26"/>
+          <w:szCs w:val="26"/>
+          <w:lang w:val="en-US"/>
+        </w:rPr>
+        <w:t xml:space="preserve"> </w:t>
+      </w:r>
+      <w:r>
+        <w:rPr>
+          <w:rFonts w:hint="default" w:ascii="Times New Roman" w:hAnsi="Times New Roman" w:eastAsia="SimSun" w:cs="Times New Roman"/>
           <w:sz w:val="26"/>
           <w:szCs w:val="26"/>
         </w:rPr>
@@ -663,7 +672,7 @@
       </w:r>
       <w:r>
         <w:rPr>
-          <w:rFonts w:hint="default" w:ascii="SimSun" w:hAnsi="SimSun" w:eastAsia="SimSun" w:cs="SimSun"/>
+          <w:rFonts w:hint="default" w:ascii="Times New Roman" w:hAnsi="Times New Roman" w:eastAsia="SimSun" w:cs="Times New Roman"/>
           <w:sz w:val="26"/>
           <w:szCs w:val="26"/>
           <w:lang w:val="en-US"/>
@@ -680,7 +689,16 @@
       </w:r>
       <w:r>
         <w:rPr>
-          <w:rFonts w:ascii="SimSun" w:hAnsi="SimSun" w:eastAsia="SimSun" w:cs="SimSun"/>
+          <w:rFonts w:hint="default" w:ascii="Times New Roman" w:hAnsi="Times New Roman" w:eastAsia="SimSun" w:cs="Times New Roman"/>
+          <w:sz w:val="26"/>
+          <w:szCs w:val="26"/>
+          <w:lang w:val="en-US"/>
+        </w:rPr>
+        <w:t xml:space="preserve"> </w:t>
+      </w:r>
+      <w:r>
+        <w:rPr>
+          <w:rFonts w:hint="default" w:ascii="Times New Roman" w:hAnsi="Times New Roman" w:eastAsia="SimSun" w:cs="Times New Roman"/>
           <w:sz w:val="26"/>
           <w:szCs w:val="26"/>
         </w:rPr>
@@ -688,48 +706,48 @@
       </w:r>
       <w:r>
         <w:rPr>
-          <w:rFonts w:hint="default" w:ascii="SimSun" w:hAnsi="SimSun" w:eastAsia="SimSun" w:cs="SimSun"/>
+          <w:rFonts w:hint="default" w:ascii="Times New Roman" w:hAnsi="Times New Roman" w:eastAsia="SimSun" w:cs="Times New Roman"/>
           <w:sz w:val="26"/>
           <w:szCs w:val="26"/>
           <w:lang w:val="en-US"/>
         </w:rPr>
         <w:t xml:space="preserve"> </w:t>
-      </w:r>
-      <w:r>
-        <w:rPr>
-          <w:rFonts w:hint="default" w:ascii="Times New Roman" w:hAnsi="Times New Roman" w:eastAsia="SimSun" w:cs="Times New Roman"/>
-          <w:sz w:val="26"/>
-          <w:szCs w:val="26"/>
-        </w:rPr>
-        <w:t>năm</w:t>
-      </w:r>
-      <w:r>
-        <w:rPr>
-          <w:rFonts w:ascii="SimSun" w:hAnsi="SimSun" w:eastAsia="SimSun" w:cs="SimSun"/>
-          <w:sz w:val="26"/>
-          <w:szCs w:val="26"/>
-        </w:rPr>
-        <w:t>{nam_ky}</w:t>
       </w:r>
       <w:bookmarkStart w:id="0" w:name="_GoBack"/>
       <w:bookmarkEnd w:id="0"/>
       <w:r>
         <w:rPr>
-          <w:rFonts w:ascii="Times New Roman" w:hAnsi="Times New Roman" w:cs="Times New Roman"/>
-          <w:sz w:val="26"/>
-          <w:szCs w:val="26"/>
-          <w:lang w:val="vi-VN"/>
-        </w:rPr>
-        <w:t>,</w:t>
-      </w:r>
-      <w:r>
-        <w:rPr>
-          <w:rFonts w:ascii="Times New Roman" w:hAnsi="Times New Roman" w:cs="Times New Roman"/>
-          <w:sz w:val="26"/>
-          <w:szCs w:val="26"/>
-          <w:lang w:val="vi-VN"/>
-        </w:rPr>
-        <w:t xml:space="preserve"> chúng tôi gồm các Bên dưới đây:</w:t>
+          <w:rFonts w:hint="default" w:ascii="Times New Roman" w:hAnsi="Times New Roman" w:eastAsia="SimSun" w:cs="Times New Roman"/>
+          <w:sz w:val="26"/>
+          <w:szCs w:val="26"/>
+        </w:rPr>
+        <w:t>năm</w:t>
+      </w:r>
+      <w:r>
+        <w:rPr>
+          <w:rFonts w:hint="default" w:ascii="Times New Roman" w:hAnsi="Times New Roman" w:eastAsia="SimSun" w:cs="Times New Roman"/>
+          <w:sz w:val="26"/>
+          <w:szCs w:val="26"/>
+          <w:lang w:val="en-US"/>
+        </w:rPr>
+        <w:t xml:space="preserve"> </w:t>
+      </w:r>
+      <w:r>
+        <w:rPr>
+          <w:rFonts w:hint="default" w:ascii="Times New Roman" w:hAnsi="Times New Roman" w:eastAsia="SimSun" w:cs="Times New Roman"/>
+          <w:sz w:val="26"/>
+          <w:szCs w:val="26"/>
+        </w:rPr>
+        <w:t>{nam_ky}</w:t>
+      </w:r>
+      <w:r>
+        <w:rPr>
+          <w:rFonts w:ascii="Times New Roman" w:hAnsi="Times New Roman" w:cs="Times New Roman"/>
+          <w:sz w:val="26"/>
+          <w:szCs w:val="26"/>
+          <w:lang w:val="vi-VN"/>
+        </w:rPr>
+        <w:t>, chúng tôi gồm các Bên dưới đây:</w:t>
       </w:r>
     </w:p>
     <w:tbl>
@@ -10443,6 +10461,8 @@
             <w:r>
               <w:rPr>
                 <w:rFonts w:hint="default" w:ascii="Times New Roman" w:hAnsi="Times New Roman" w:eastAsia="SimSun" w:cs="Times New Roman"/>
+                <w:b/>
+                <w:bCs/>
                 <w:sz w:val="26"/>
                 <w:szCs w:val="26"/>
               </w:rPr>

--- a/templates/HĐNT MBHH.docx
+++ b/templates/HĐNT MBHH.docx
@@ -176,97 +176,28 @@
         <w:spacing w:after="120" w:line="264" w:lineRule="auto"/>
         <w:jc w:val="center"/>
         <w:rPr>
-          <w:rFonts w:ascii="Times New Roman" w:hAnsi="Times New Roman" w:cs="Times New Roman"/>
-          <w:sz w:val="26"/>
-          <w:highlight w:val="none"/>
-        </w:rPr>
-      </w:pPr>
-      <w:r>
-        <w:rPr>
-          <w:rFonts w:ascii="Times New Roman" w:hAnsi="Times New Roman" w:eastAsia="Times New Roman" w:cs="Times New Roman"/>
-          <w:b/>
-          <w:bCs/>
-          <w:sz w:val="26"/>
-          <w:szCs w:val="26"/>
-          <w:highlight w:val="none"/>
-          <w:lang w:val="nl-NL"/>
+          <w:rFonts w:hint="default" w:ascii="Times New Roman" w:hAnsi="Times New Roman" w:cs="Times New Roman"/>
+          <w:sz w:val="26"/>
+          <w:szCs w:val="26"/>
+        </w:rPr>
+      </w:pPr>
+      <w:r>
+        <w:rPr>
+          <w:sz w:val="26"/>
+          <w:szCs w:val="26"/>
         </w:rPr>
         <w:t xml:space="preserve">Số: </w:t>
       </w:r>
       <w:r>
         <w:rPr>
-          <w:rFonts w:hint="default" w:ascii="Times New Roman" w:hAnsi="Times New Roman" w:eastAsia="SimSun" w:cs="Times New Roman"/>
-          <w:b/>
-          <w:bCs/>
+          <w:rFonts w:hint="default" w:ascii="Times New Roman" w:hAnsi="Times New Roman" w:cs="Times New Roman"/>
           <w:sz w:val="26"/>
           <w:szCs w:val="26"/>
         </w:rPr>
         <w:t>{so_hop_dong}</w:t>
       </w:r>
-      <w:r>
-        <w:rPr>
-          <w:rFonts w:ascii="Times New Roman" w:hAnsi="Times New Roman" w:eastAsia="Times New Roman" w:cs="Times New Roman"/>
-          <w:b/>
-          <w:bCs/>
-          <w:spacing w:val="3"/>
-          <w:sz w:val="26"/>
-          <w:szCs w:val="26"/>
-          <w:highlight w:val="none"/>
-          <w:lang w:val="nl-NL"/>
-        </w:rPr>
-        <w:t>/</w:t>
-      </w:r>
-      <w:r>
-        <w:rPr>
-          <w:rFonts w:ascii="Times New Roman" w:hAnsi="Times New Roman" w:eastAsia="Times New Roman" w:cs="Times New Roman"/>
-          <w:b/>
-          <w:bCs/>
-          <w:sz w:val="26"/>
-          <w:szCs w:val="26"/>
-          <w:highlight w:val="none"/>
-          <w:lang w:val="nl-NL"/>
-        </w:rPr>
-        <w:t>HĐNTMB/</w:t>
-      </w:r>
-      <w:ins w:id="0" w:author="Trinh Trinh" w:date="2026-06-27T11:05:00Z">
-        <w:r>
-          <w:rPr>
-            <w:rFonts w:ascii="Times New Roman" w:hAnsi="Times New Roman" w:eastAsia="Times New Roman" w:cs="Times New Roman"/>
-            <w:b/>
-            <w:bCs/>
-            <w:sz w:val="26"/>
-            <w:szCs w:val="26"/>
-            <w:highlight w:val="none"/>
-            <w:lang w:val="nl-NL"/>
-          </w:rPr>
-          <w:t>VGG</w:t>
-        </w:r>
-      </w:ins>
-      <w:r>
-        <w:rPr>
-          <w:rFonts w:ascii="Times New Roman" w:hAnsi="Times New Roman" w:eastAsia="Times New Roman" w:cs="Times New Roman"/>
-          <w:b/>
-          <w:bCs/>
-          <w:spacing w:val="3"/>
-          <w:sz w:val="26"/>
-          <w:szCs w:val="26"/>
-          <w:highlight w:val="none"/>
-          <w:lang w:val="nl-NL"/>
-        </w:rPr>
-        <w:t>-ĐV</w:t>
-      </w:r>
-    </w:p>
-    <w:p>
-      <w:pPr>
-        <w:pStyle w:val="44"/>
-        <w:spacing w:line="259" w:lineRule="auto"/>
-        <w:jc w:val="center"/>
-        <w:rPr>
-          <w:rFonts w:ascii="Times New Roman" w:hAnsi="Times New Roman" w:cs="Times New Roman"/>
-          <w:sz w:val="26"/>
-          <w:szCs w:val="26"/>
-        </w:rPr>
-      </w:pPr>
+      <w:bookmarkStart w:id="0" w:name="_GoBack"/>
+      <w:bookmarkEnd w:id="0"/>
     </w:p>
     <w:p>
       <w:pPr>
@@ -713,8 +644,6 @@
         </w:rPr>
         <w:t xml:space="preserve"> </w:t>
       </w:r>
-      <w:bookmarkStart w:id="0" w:name="_GoBack"/>
-      <w:bookmarkEnd w:id="0"/>
       <w:r>
         <w:rPr>
           <w:rFonts w:hint="default" w:ascii="Times New Roman" w:hAnsi="Times New Roman" w:eastAsia="SimSun" w:cs="Times New Roman"/>
@@ -2316,7 +2245,7 @@
         </w:rPr>
         <w:t xml:space="preserve">Hợp đồng </w:t>
       </w:r>
-      <w:ins w:id="1" w:author="Trinh Trinh" w:date="2026-08-15T10:17:00Z">
+      <w:ins w:id="0" w:author="Trinh Trinh" w:date="2026-08-15T10:17:00Z">
         <w:r>
           <w:rPr>
             <w:rFonts w:ascii="Times New Roman" w:hAnsi="Times New Roman" w:cs="Times New Roman"/>
@@ -8205,7 +8134,7 @@
         </w:rPr>
         <w:t>tổng giá trị Hàng Hóa</w:t>
       </w:r>
-      <w:ins w:id="2" w:author="Trinh Trinh" w:date="2026-08-14T11:29:00Z">
+      <w:ins w:id="1" w:author="Trinh Trinh" w:date="2026-08-14T11:29:00Z">
         <w:r>
           <w:rPr>
             <w:rFonts w:ascii="Times New Roman" w:hAnsi="Times New Roman" w:cs="Times New Roman"/>
@@ -8216,7 +8145,7 @@
           <w:t xml:space="preserve"> theo </w:t>
         </w:r>
       </w:ins>
-      <w:ins w:id="3" w:author="Trinh Trinh" w:date="2026-08-14T11:29:00Z">
+      <w:ins w:id="2" w:author="Trinh Trinh" w:date="2026-08-14T11:29:00Z">
         <w:r>
           <w:rPr>
             <w:rFonts w:ascii="Times New Roman" w:hAnsi="Times New Roman" w:cs="Times New Roman"/>
@@ -14891,7 +14820,7 @@
 </file>
 
 <file path=customXml/itemProps2.xml><?xml version="1.0" encoding="utf-8"?>
-<ds:datastoreItem xmlns:ds="http://schemas.openxmlformats.org/officeDocument/2006/customXml" ds:itemID="{3ED51D0E-E500-4B69-B82D-F89574F815BD}">
+<ds:datastoreItem xmlns:ds="http://schemas.openxmlformats.org/officeDocument/2006/customXml" ds:itemID="{60B77079-6D6C-4B6B-B3C8-9B8607E74B96}">
   <ds:schemaRefs/>
 </ds:datastoreItem>
 </file>
@@ -14903,7 +14832,7 @@
 </file>
 
 <file path=customXml/itemProps4.xml><?xml version="1.0" encoding="utf-8"?>
-<ds:datastoreItem xmlns:ds="http://schemas.openxmlformats.org/officeDocument/2006/customXml" ds:itemID="{60B77079-6D6C-4B6B-B3C8-9B8607E74B96}">
+<ds:datastoreItem xmlns:ds="http://schemas.openxmlformats.org/officeDocument/2006/customXml" ds:itemID="{3ED51D0E-E500-4B69-B82D-F89574F815BD}">
   <ds:schemaRefs/>
 </ds:datastoreItem>
 </file>